--- a/Project3_Chatbot_Case_Study.docx
+++ b/Project3_Chatbot_Case_Study.docx
@@ -511,7 +511,144 @@
         <w:spacing w:after="150" w:before="300"/>
       </w:pPr>
       <w:r>
-        <w:t xml:space="preserve">4. Prototype (MVP) &amp; What It Demonstrates</w:t>
+        <w:t xml:space="preserve">4. Data &amp; Process Flow Diagrams</w:t>
+      </w:r>
+    </w:p>
+    <w:p>
+      <w:pPr>
+        <w:spacing w:after="120"/>
+      </w:pPr>
+      <w:r>
+        <w:t xml:space="preserve">The diagram below shows how a customer message is classified by intent and routed down one of two branches (automated grounded reply or escalation to an agent); the sequence diagram details the step-by-step interaction between the customer, the AI assistant, backend systems, and the human CSKH agent.</w:t>
+      </w:r>
+    </w:p>
+    <w:p>
+      <w:pPr>
+        <w:spacing w:after="100" w:before="200"/>
+      </w:pPr>
+      <w:r>
+        <w:drawing>
+          <wp:inline distT="0" distB="0" distL="0" distR="0">
+            <wp:extent cx="4572000" cy="3562350"/>
+            <wp:effectExtent t="0" r="0" b="0" l="0"/>
+            <wp:docPr id="1" name="" descr="" title=""/>
+            <wp:cNvGraphicFramePr>
+              <a:graphicFrameLocks xmlns:a="http://schemas.openxmlformats.org/drawingml/2006/main" noChangeAspect="1"/>
+            </wp:cNvGraphicFramePr>
+            <a:graphic xmlns:a="http://schemas.openxmlformats.org/drawingml/2006/main">
+              <a:graphicData uri="http://schemas.openxmlformats.org/drawingml/2006/picture">
+                <pic:pic xmlns:pic="http://schemas.openxmlformats.org/drawingml/2006/picture">
+                  <pic:nvPicPr>
+                    <pic:cNvPr id="0" name="" descr=""/>
+                    <pic:cNvPicPr>
+                      <a:picLocks noChangeAspect="1" noChangeArrowheads="1"/>
+                    </pic:cNvPicPr>
+                  </pic:nvPicPr>
+                  <pic:blipFill>
+                    <a:blip r:embed="rId7" cstate="none"/>
+                    <a:srcRect/>
+                    <a:stretch>
+                      <a:fillRect/>
+                    </a:stretch>
+                  </pic:blipFill>
+                  <pic:spPr bwMode="auto">
+                    <a:xfrm>
+                      <a:off x="0" y="0"/>
+                      <a:ext cx="4572000" cy="3562350"/>
+                    </a:xfrm>
+                    <a:prstGeom prst="rect">
+                      <a:avLst/>
+                    </a:prstGeom>
+                  </pic:spPr>
+                </pic:pic>
+              </a:graphicData>
+            </a:graphic>
+          </wp:inline>
+        </w:drawing>
+      </w:r>
+    </w:p>
+    <w:p>
+      <w:pPr>
+        <w:spacing w:after="120"/>
+      </w:pPr>
+      <w:r>
+        <w:rPr>
+          <w:i/>
+          <w:iCs/>
+          <w:color w:val="666666"/>
+          <w:sz w:val="18"/>
+          <w:szCs w:val="18"/>
+        </w:rPr>
+        <w:t xml:space="preserve">Figure 1. Data &amp; process flow diagram.</w:t>
+      </w:r>
+    </w:p>
+    <w:p>
+      <w:pPr>
+        <w:spacing w:after="100" w:before="200"/>
+      </w:pPr>
+      <w:r>
+        <w:drawing>
+          <wp:inline distT="0" distB="0" distL="0" distR="0">
+            <wp:extent cx="4572000" cy="4619625"/>
+            <wp:effectExtent t="0" r="0" b="0" l="0"/>
+            <wp:docPr id="1" name="" descr="" title=""/>
+            <wp:cNvGraphicFramePr>
+              <a:graphicFrameLocks xmlns:a="http://schemas.openxmlformats.org/drawingml/2006/main" noChangeAspect="1"/>
+            </wp:cNvGraphicFramePr>
+            <a:graphic xmlns:a="http://schemas.openxmlformats.org/drawingml/2006/main">
+              <a:graphicData uri="http://schemas.openxmlformats.org/drawingml/2006/picture">
+                <pic:pic xmlns:pic="http://schemas.openxmlformats.org/drawingml/2006/picture">
+                  <pic:nvPicPr>
+                    <pic:cNvPr id="0" name="" descr=""/>
+                    <pic:cNvPicPr>
+                      <a:picLocks noChangeAspect="1" noChangeArrowheads="1"/>
+                    </pic:cNvPicPr>
+                  </pic:nvPicPr>
+                  <pic:blipFill>
+                    <a:blip r:embed="rId8" cstate="none"/>
+                    <a:srcRect/>
+                    <a:stretch>
+                      <a:fillRect/>
+                    </a:stretch>
+                  </pic:blipFill>
+                  <pic:spPr bwMode="auto">
+                    <a:xfrm>
+                      <a:off x="0" y="0"/>
+                      <a:ext cx="4572000" cy="4619625"/>
+                    </a:xfrm>
+                    <a:prstGeom prst="rect">
+                      <a:avLst/>
+                    </a:prstGeom>
+                  </pic:spPr>
+                </pic:pic>
+              </a:graphicData>
+            </a:graphic>
+          </wp:inline>
+        </w:drawing>
+      </w:r>
+    </w:p>
+    <w:p>
+      <w:pPr>
+        <w:spacing w:after="120"/>
+      </w:pPr>
+      <w:r>
+        <w:rPr>
+          <w:i/>
+          <w:iCs/>
+          <w:color w:val="666666"/>
+          <w:sz w:val="18"/>
+          <w:szCs w:val="18"/>
+        </w:rPr>
+        <w:t xml:space="preserve">Figure 2. Sequence diagram — message receipt to resolution.</w:t>
+      </w:r>
+    </w:p>
+    <w:p>
+      <w:pPr>
+        <w:pStyle w:val="Heading1"/>
+        <w:spacing w:after="150" w:before="300"/>
+      </w:pPr>
+      <w:r>
+        <w:t xml:space="preserve">5. Prototype (MVP) &amp; What It Demonstrates</w:t>
       </w:r>
     </w:p>
     <w:p>
@@ -582,7 +719,7 @@
         <w:spacing w:after="150" w:before="300"/>
       </w:pPr>
       <w:r>
-        <w:t xml:space="preserve">5. Limitations &amp; Risks (from a business lens)</w:t>
+        <w:t xml:space="preserve">6. Limitations &amp; Risks (from a business lens)</w:t>
       </w:r>
     </w:p>
     <w:p>
@@ -643,7 +780,7 @@
         <w:spacing w:after="150" w:before="300"/>
       </w:pPr>
       <w:r>
-        <w:t xml:space="preserve">6. KPI / Metrics Framework (Post-Deployment)</w:t>
+        <w:t xml:space="preserve">7. KPI / Metrics Framework (Post-Deployment)</w:t>
       </w:r>
     </w:p>
     <w:tbl>
@@ -1075,7 +1212,7 @@
         <w:spacing w:after="150" w:before="300"/>
       </w:pPr>
       <w:r>
-        <w:t xml:space="preserve">7. Stakeholders &amp; Handover Plan</w:t>
+        <w:t xml:space="preserve">8. Stakeholders &amp; Handover Plan</w:t>
       </w:r>
     </w:p>
     <w:p>

--- a/Project3_Chatbot_Case_Study.docx
+++ b/Project3_Chatbot_Case_Study.docx
@@ -32,10 +32,7 @@
     </w:p>
     <w:p>
       <w:pPr>
-        <w:pBdr>
-          <w:bottom w:val="single" w:color="DDDDDD" w:sz="6" w:space="6"/>
-        </w:pBdr>
-        <w:spacing w:after="300"/>
+        <w:spacing w:after="60"/>
       </w:pPr>
       <w:r>
         <w:rPr>
@@ -47,6 +44,39 @@
         </w:rPr>
         <w:t xml:space="preserve">Portfolio demo — Business Data Analyst (AI Products) | Prepared by Kevin Ngo</w:t>
       </w:r>
+    </w:p>
+    <w:p>
+      <w:pPr>
+        <w:pBdr>
+          <w:bottom w:val="single" w:color="DDDDDD" w:sz="6" w:space="6"/>
+        </w:pBdr>
+        <w:spacing w:after="300"/>
+      </w:pPr>
+      <w:r>
+        <w:rPr>
+          <w:i/>
+          <w:iCs/>
+          <w:color w:val="888888"/>
+          <w:sz w:val="20"/>
+          <w:szCs w:val="20"/>
+        </w:rPr>
+        <w:t xml:space="preserve">Author: Kevin Ngo · </w:t>
+      </w:r>
+      <w:hyperlink w:history="1" r:id="rIdsc6u1cjv4zlqfeicnzxkc">
+        <w:r>
+          <w:rPr>
+            <w:b/>
+            <w:bCs/>
+            <w:i/>
+            <w:iCs/>
+            <w:color w:val="1F2A44"/>
+            <w:sz w:val="20"/>
+            <w:szCs w:val="20"/>
+            <w:u w:val="single"/>
+          </w:rPr>
+          <w:t xml:space="preserve">LinkedIn Profile</w:t>
+        </w:r>
+      </w:hyperlink>
     </w:p>
     <w:p>
       <w:pPr>
